--- a/routes/Meridian-Launch-Customer-One-Pager-DRAFT.docx
+++ b/routes/Meridian-Launch-Customer-One-Pager-DRAFT.docx
@@ -27,7 +27,7 @@
           <w:i w:val="0"/>
           <w:sz w:val="20"/>
         </w:rPr>
-        <w:t>Draft v0.2, 20 September 2026. Written by W5 for John Carter, to W5-RULINGS.md v2. Printed for the five Routes meetings and handed to any qualified buyer who asks; it also goes out in the 48-hour follow-up. Commercial in confidence.</w:t>
+        <w:t>Draft v0.3, 21 September 2026. Written by W5 for John Carter, to PRICING-DECISION-2026.md v1.0 and W5-RULINGS.md v2 as amended 21 September. Printed for the five Routes meetings and handed to any qualified buyer who asks; it also goes out in the 48-hour follow-up. Commercial in confidence.</w:t>
       </w:r>
     </w:p>
     <w:p>
@@ -41,7 +41,7 @@
           <w:i w:val="0"/>
           <w:sz w:val="22"/>
         </w:rPr>
-        <w:t>Meridian: launch clients pay half list in year one</w:t>
+        <w:t>Meridian: the licence, and the launch terms to 30 November</w:t>
       </w:r>
     </w:p>
     <w:p>
@@ -55,7 +55,7 @@
           <w:i w:val="0"/>
           <w:sz w:val="20"/>
         </w:rPr>
-        <w:t>Meridian is the route forecasting tool published by The Aviation Observatory. It builds a forecast route by route from measured demand, optimises the time of day, and produces the presentation you would otherwise commission. Calibrated leads are within 20% of the outcome 89% of the time and within 10% 82% of the time, on 2,915 real launches; blind results are reported as portfolios only, never as a single route.</w:t>
+        <w:t>Meridian is the route forecasting service published by The Aviation Observatory. It builds a forecast route by route from measured demand, optimises the time of day, and produces the presentation you would otherwise commission. Calibrated leads are within 20% of the outcome 89% of the time and within 10% 82% of the time, on 2,915 real launches; blind results are reported as portfolios only, never as a single route.</w:t>
       </w:r>
     </w:p>
     <w:p>
@@ -69,30 +69,7 @@
           <w:i w:val="0"/>
           <w:sz w:val="20"/>
         </w:rPr>
-        <w:t>Launch clients who sign by 30 November 2026 pay half our list price in year one, and a stated share of list in years two and three. The prices below are fixed in pounds at signature.</w:t>
-      </w:r>
-    </w:p>
-    <w:p>
-      <w:pPr>
-        <w:spacing w:after="120"/>
-      </w:pPr>
-      <w:r>
-        <w:rPr>
-          <w:rFonts w:ascii="Arial" w:hAnsi="Arial"/>
-          <w:b/>
-          <w:i w:val="0"/>
-          <w:sz w:val="20"/>
-        </w:rPr>
-        <w:t>SLOT A</w:t>
-      </w:r>
-      <w:r>
-        <w:rPr>
-          <w:rFonts w:ascii="Arial" w:hAnsi="Arial"/>
-          <w:b w:val="0"/>
-          <w:i w:val="0"/>
-          <w:sz w:val="20"/>
-        </w:rPr>
-        <w:t>: the Meridian route study. One route, the researched pack, priced per route and invoiced on delivery, with no licence. It leads this page once John prices it.</w:t>
+        <w:t>What the pack is, plainly: it is not the hand-built study Avia would write for you. It is the same forecast with researched support around it, produced the same day instead of in three weeks, and you can do it for every route on your list.</w:t>
       </w:r>
     </w:p>
     <w:p>
@@ -106,7 +83,7 @@
           <w:i w:val="0"/>
           <w:sz w:val="20"/>
         </w:rPr>
-        <w:t>What you pay</w:t>
+        <w:t>The licence</w:t>
       </w:r>
     </w:p>
     <w:p>
@@ -120,7 +97,210 @@
           <w:i w:val="0"/>
           <w:sz w:val="20"/>
         </w:rPr>
-        <w:t>Your band is set from your published passenger numbers and agreed in the quotation. Your own band is the only one that appears in your agreement.</w:t>
+        <w:t>One annual licence, priced by the number of airports it covers. Every licence is the whole service. Nothing that affects the quality of the answer is held back at any price.</w:t>
+      </w:r>
+    </w:p>
+    <w:tbl>
+      <w:tblPr>
+        <w:tblStyle w:val="TableGrid"/>
+        <w:tblW w:type="auto" w:w="0"/>
+        <w:tblLook w:firstColumn="1" w:firstRow="1" w:lastColumn="0" w:lastRow="0" w:noHBand="0" w:noVBand="1" w:val="04A0"/>
+      </w:tblPr>
+      <w:tblGrid>
+        <w:gridCol w:w="4819"/>
+        <w:gridCol w:w="4819"/>
+      </w:tblGrid>
+      <w:tr>
+        <w:tc>
+          <w:tcPr>
+            <w:tcW w:type="dxa" w:w="4819"/>
+          </w:tcPr>
+          <w:p>
+            <w:r>
+              <w:rPr>
+                <w:rFonts w:ascii="Arial" w:hAnsi="Arial"/>
+                <w:b/>
+                <w:i w:val="0"/>
+                <w:sz w:val="20"/>
+              </w:rPr>
+              <w:t>Airports covered</w:t>
+            </w:r>
+          </w:p>
+        </w:tc>
+        <w:tc>
+          <w:tcPr>
+            <w:tcW w:type="dxa" w:w="4819"/>
+          </w:tcPr>
+          <w:p>
+            <w:r>
+              <w:rPr>
+                <w:rFonts w:ascii="Arial" w:hAnsi="Arial"/>
+                <w:b/>
+                <w:i w:val="0"/>
+                <w:sz w:val="20"/>
+              </w:rPr>
+              <w:t>List, a year</w:t>
+            </w:r>
+          </w:p>
+        </w:tc>
+      </w:tr>
+      <w:tr>
+        <w:tc>
+          <w:tcPr>
+            <w:tcW w:type="dxa" w:w="4819"/>
+          </w:tcPr>
+          <w:p>
+            <w:r>
+              <w:rPr>
+                <w:rFonts w:ascii="Arial" w:hAnsi="Arial"/>
+                <w:b w:val="0"/>
+                <w:i w:val="0"/>
+                <w:sz w:val="20"/>
+              </w:rPr>
+              <w:t>One airport</w:t>
+            </w:r>
+          </w:p>
+        </w:tc>
+        <w:tc>
+          <w:tcPr>
+            <w:tcW w:type="dxa" w:w="4819"/>
+          </w:tcPr>
+          <w:p>
+            <w:r>
+              <w:rPr>
+                <w:rFonts w:ascii="Arial" w:hAnsi="Arial"/>
+                <w:b w:val="0"/>
+                <w:i w:val="0"/>
+                <w:sz w:val="20"/>
+              </w:rPr>
+              <w:t>£15,000</w:t>
+            </w:r>
+          </w:p>
+        </w:tc>
+      </w:tr>
+      <w:tr>
+        <w:tc>
+          <w:tcPr>
+            <w:tcW w:type="dxa" w:w="4819"/>
+          </w:tcPr>
+          <w:p>
+            <w:r>
+              <w:rPr>
+                <w:rFonts w:ascii="Arial" w:hAnsi="Arial"/>
+                <w:b w:val="0"/>
+                <w:i w:val="0"/>
+                <w:sz w:val="20"/>
+              </w:rPr>
+              <w:t>Two to nine airports</w:t>
+            </w:r>
+          </w:p>
+        </w:tc>
+        <w:tc>
+          <w:tcPr>
+            <w:tcW w:type="dxa" w:w="4819"/>
+          </w:tcPr>
+          <w:p>
+            <w:r>
+              <w:rPr>
+                <w:rFonts w:ascii="Arial" w:hAnsi="Arial"/>
+                <w:b w:val="0"/>
+                <w:i w:val="0"/>
+                <w:sz w:val="20"/>
+              </w:rPr>
+              <w:t>£22,500</w:t>
+            </w:r>
+          </w:p>
+        </w:tc>
+      </w:tr>
+      <w:tr>
+        <w:tc>
+          <w:tcPr>
+            <w:tcW w:type="dxa" w:w="4819"/>
+          </w:tcPr>
+          <w:p>
+            <w:r>
+              <w:rPr>
+                <w:rFonts w:ascii="Arial" w:hAnsi="Arial"/>
+                <w:b w:val="0"/>
+                <w:i w:val="0"/>
+                <w:sz w:val="20"/>
+              </w:rPr>
+              <w:t>Ten or more, the whole estate</w:t>
+            </w:r>
+          </w:p>
+        </w:tc>
+        <w:tc>
+          <w:tcPr>
+            <w:tcW w:type="dxa" w:w="4819"/>
+          </w:tcPr>
+          <w:p>
+            <w:r>
+              <w:rPr>
+                <w:rFonts w:ascii="Arial" w:hAnsi="Arial"/>
+                <w:b w:val="0"/>
+                <w:i w:val="0"/>
+                <w:sz w:val="20"/>
+              </w:rPr>
+              <w:t>£30,000</w:t>
+            </w:r>
+          </w:p>
+        </w:tc>
+      </w:tr>
+    </w:tbl>
+    <w:p>
+      <w:pPr>
+        <w:spacing w:after="120"/>
+      </w:pPr>
+      <w:r>
+        <w:rPr>
+          <w:rFonts w:ascii="Arial" w:hAnsi="Arial"/>
+          <w:b w:val="0"/>
+          <w:i w:val="0"/>
+          <w:sz w:val="20"/>
+        </w:rPr>
+        <w:t>Named users on your own corporate email domain, with no user count and no seat charge. Runs, scenarios and standard forecast packs without limit, and researched packs under a fair-use clause that acts at 250 in a year by a telephone call, never a block and never an invoice. Analysis works for any city pair in the world; the researched pack, your own brand on the outputs, route leads, the catchment scan and Watch are for the airports the licence covers.</w:t>
+      </w:r>
+    </w:p>
+    <w:p>
+      <w:pPr>
+        <w:spacing w:after="120"/>
+      </w:pPr>
+      <w:r>
+        <w:rPr>
+          <w:rFonts w:ascii="Arial" w:hAnsi="Arial"/>
+          <w:b w:val="0"/>
+          <w:i w:val="0"/>
+          <w:sz w:val="20"/>
+        </w:rPr>
+        <w:t>Six route studies bought one at a time cost £15,000, which is the single-airport licence. Past six routes a year, the licence is the cheaper way to work.</w:t>
+      </w:r>
+    </w:p>
+    <w:p>
+      <w:pPr>
+        <w:spacing w:before="160" w:after="40"/>
+      </w:pPr>
+      <w:r>
+        <w:rPr>
+          <w:rFonts w:ascii="Arial" w:hAnsi="Arial"/>
+          <w:b/>
+          <w:i w:val="0"/>
+          <w:sz w:val="20"/>
+        </w:rPr>
+        <w:t>Launch terms, for anyone who signs by 30 November 2026</w:t>
+      </w:r>
+    </w:p>
+    <w:p>
+      <w:pPr>
+        <w:spacing w:after="120"/>
+      </w:pPr>
+      <w:r>
+        <w:rPr>
+          <w:rFonts w:ascii="Arial" w:hAnsi="Arial"/>
+          <w:b w:val="0"/>
+          <w:i w:val="0"/>
+          <w:sz w:val="20"/>
+        </w:rPr>
+        <w:t>Half the list in year one, and years two and three held in writing at signature as cash figures. There is no limit on the number of launch clients. The date is the only limit.</w:t>
       </w:r>
     </w:p>
     <w:tbl>
@@ -149,7 +329,7 @@
                 <w:i w:val="0"/>
                 <w:sz w:val="20"/>
               </w:rPr>
-              <w:t>Airport band</w:t>
+              <w:t>Airports covered</w:t>
             </w:r>
           </w:p>
         </w:tc>
@@ -213,7 +393,7 @@
                 <w:i w:val="0"/>
                 <w:sz w:val="20"/>
               </w:rPr>
-              <w:t>Year 4 onward</w:t>
+              <w:t>Year 4</w:t>
             </w:r>
           </w:p>
         </w:tc>
@@ -231,7 +411,7 @@
                 <w:i w:val="0"/>
                 <w:sz w:val="20"/>
               </w:rPr>
-              <w:t>Small (list £15,000)</w:t>
+              <w:t>One</w:t>
             </w:r>
           </w:p>
         </w:tc>
@@ -295,7 +475,7 @@
                 <w:i w:val="0"/>
                 <w:sz w:val="20"/>
               </w:rPr>
-              <w:t>our published list</w:t>
+              <w:t>list, less the continuity discount</w:t>
             </w:r>
           </w:p>
         </w:tc>
@@ -313,7 +493,7 @@
                 <w:i w:val="0"/>
                 <w:sz w:val="20"/>
               </w:rPr>
-              <w:t>Medium (list £20,000)</w:t>
+              <w:t>Two to nine</w:t>
             </w:r>
           </w:p>
         </w:tc>
@@ -329,7 +509,7 @@
                 <w:i w:val="0"/>
                 <w:sz w:val="20"/>
               </w:rPr>
-              <w:t>£10,000</w:t>
+              <w:t>£11,250</w:t>
             </w:r>
           </w:p>
         </w:tc>
@@ -345,7 +525,7 @@
                 <w:i w:val="0"/>
                 <w:sz w:val="20"/>
               </w:rPr>
-              <w:t>£15,450</w:t>
+              <w:t>£17,400</w:t>
             </w:r>
           </w:p>
         </w:tc>
@@ -361,7 +541,7 @@
                 <w:i w:val="0"/>
                 <w:sz w:val="20"/>
               </w:rPr>
-              <w:t>£18,050</w:t>
+              <w:t>£20,300</w:t>
             </w:r>
           </w:p>
         </w:tc>
@@ -377,7 +557,7 @@
                 <w:i w:val="0"/>
                 <w:sz w:val="20"/>
               </w:rPr>
-              <w:t>our published list</w:t>
+              <w:t>list, less the continuity discount</w:t>
             </w:r>
           </w:p>
         </w:tc>
@@ -395,7 +575,7 @@
                 <w:i w:val="0"/>
                 <w:sz w:val="20"/>
               </w:rPr>
-              <w:t>Large (list £25,000)</w:t>
+              <w:t>Ten or more</w:t>
             </w:r>
           </w:p>
         </w:tc>
@@ -411,7 +591,7 @@
                 <w:i w:val="0"/>
                 <w:sz w:val="20"/>
               </w:rPr>
-              <w:t>£12,500</w:t>
+              <w:t>£15,000</w:t>
             </w:r>
           </w:p>
         </w:tc>
@@ -427,7 +607,7 @@
                 <w:i w:val="0"/>
                 <w:sz w:val="20"/>
               </w:rPr>
-              <w:t>£19,300</w:t>
+              <w:t>£23,200</w:t>
             </w:r>
           </w:p>
         </w:tc>
@@ -443,7 +623,7 @@
                 <w:i w:val="0"/>
                 <w:sz w:val="20"/>
               </w:rPr>
-              <w:t>£22,550</w:t>
+              <w:t>£27,050</w:t>
             </w:r>
           </w:p>
         </w:tc>
@@ -459,7 +639,7 @@
                 <w:i w:val="0"/>
                 <w:sz w:val="20"/>
               </w:rPr>
-              <w:t>our published list</w:t>
+              <w:t>list, less the continuity discount</w:t>
             </w:r>
           </w:p>
         </w:tc>
@@ -476,7 +656,7 @@
           <w:i w:val="0"/>
           <w:sz w:val="20"/>
         </w:rPr>
-        <w:t>Years one, two and three are 50%, 75% and 85% of our list for each of those years, rounded to the nearest £50. They are written into your agreement as cash sums, so the step up is the deal you signed rather than a rise you are told about later. The list figures behind them assume a review of 3% a year, for illustration only: we review our list each year, and our standard prices move by at least inflation.</w:t>
+        <w:t>Years one, two and three are 50%, 75% and 85% of our list for each of those years. They go into your Order Form as cash sums, so the step up is the deal you signed rather than a rise you are told about later. Our standard prices are reviewed each year and move by at least inflation; the launch years are the written exception while they run.</w:t>
       </w:r>
     </w:p>
     <w:p>
@@ -490,30 +670,7 @@
           <w:i w:val="0"/>
           <w:sz w:val="20"/>
         </w:rPr>
-        <w:t>We publish our standard prices in November 2026.</w:t>
-      </w:r>
-    </w:p>
-    <w:p>
-      <w:pPr>
-        <w:spacing w:after="120"/>
-      </w:pPr>
-      <w:r>
-        <w:rPr>
-          <w:rFonts w:ascii="Arial" w:hAnsi="Arial"/>
-          <w:b/>
-          <w:i w:val="0"/>
-          <w:sz w:val="20"/>
-        </w:rPr>
-        <w:t>SLOT B</w:t>
-      </w:r>
-      <w:r>
-        <w:rPr>
-          <w:rFonts w:ascii="Arial" w:hAnsi="Arial"/>
-          <w:b w:val="0"/>
-          <w:i w:val="0"/>
-          <w:sz w:val="20"/>
-        </w:rPr>
-        <w:t>: the number of launch places.</w:t>
+        <w:t>In return you accept that Meridian is newly launched and work with us on the known-issues list rather than treating it as failure; you give us structured feedback once a quarter through year one; you act as a reference and let us use your name and brand, with your approval on each use; and you keep the licence continuous.</w:t>
       </w:r>
     </w:p>
     <w:p>
@@ -527,7 +684,286 @@
           <w:i w:val="0"/>
           <w:sz w:val="20"/>
         </w:rPr>
-        <w:t>What you get</w:t>
+        <w:t>Staying, and committing</w:t>
+      </w:r>
+    </w:p>
+    <w:p>
+      <w:pPr>
+        <w:spacing w:after="120"/>
+      </w:pPr>
+      <w:r>
+        <w:rPr>
+          <w:rFonts w:ascii="Arial" w:hAnsi="Arial"/>
+          <w:b w:val="0"/>
+          <w:i w:val="0"/>
+          <w:sz w:val="20"/>
+        </w:rPr>
+        <w:t>From your first renewal you pay 5% below the list of that year, for as long as the licence runs without a break.</w:t>
+      </w:r>
+    </w:p>
+    <w:p>
+      <w:pPr>
+        <w:spacing w:after="120"/>
+      </w:pPr>
+      <w:r>
+        <w:rPr>
+          <w:rFonts w:ascii="Arial" w:hAnsi="Arial"/>
+          <w:b w:val="0"/>
+          <w:i w:val="0"/>
+          <w:sz w:val="20"/>
+        </w:rPr>
+        <w:t>If you would rather fix your budget, commit for three years at 10% off each year, or two years at 7.5%, with the cash figures locked at signature and no annual increase while the term runs. A single airport committing for three years pays £13,500, £13,900 and £14,300.</w:t>
+      </w:r>
+    </w:p>
+    <w:p>
+      <w:pPr>
+        <w:spacing w:before="160" w:after="40"/>
+      </w:pPr>
+      <w:r>
+        <w:rPr>
+          <w:rFonts w:ascii="Arial" w:hAnsi="Arial"/>
+          <w:b/>
+          <w:i w:val="0"/>
+          <w:sz w:val="20"/>
+        </w:rPr>
+        <w:t>The price list, beside the licence</w:t>
+      </w:r>
+    </w:p>
+    <w:tbl>
+      <w:tblPr>
+        <w:tblStyle w:val="TableGrid"/>
+        <w:tblW w:type="auto" w:w="0"/>
+        <w:tblLook w:firstColumn="1" w:firstRow="1" w:lastColumn="0" w:lastRow="0" w:noHBand="0" w:noVBand="1" w:val="04A0"/>
+      </w:tblPr>
+      <w:tblGrid>
+        <w:gridCol w:w="4819"/>
+        <w:gridCol w:w="4819"/>
+      </w:tblGrid>
+      <w:tr>
+        <w:tc>
+          <w:tcPr>
+            <w:tcW w:type="dxa" w:w="4819"/>
+          </w:tcPr>
+          <w:p>
+            <w:r>
+              <w:rPr>
+                <w:rFonts w:ascii="Arial" w:hAnsi="Arial"/>
+                <w:b/>
+                <w:i w:val="0"/>
+                <w:sz w:val="20"/>
+              </w:rPr>
+              <w:t>Option</w:t>
+            </w:r>
+          </w:p>
+        </w:tc>
+        <w:tc>
+          <w:tcPr>
+            <w:tcW w:type="dxa" w:w="4819"/>
+          </w:tcPr>
+          <w:p>
+            <w:r>
+              <w:rPr>
+                <w:rFonts w:ascii="Arial" w:hAnsi="Arial"/>
+                <w:b/>
+                <w:i w:val="0"/>
+                <w:sz w:val="20"/>
+              </w:rPr>
+              <w:t>Price</w:t>
+            </w:r>
+          </w:p>
+        </w:tc>
+      </w:tr>
+      <w:tr>
+        <w:tc>
+          <w:tcPr>
+            <w:tcW w:type="dxa" w:w="4819"/>
+          </w:tcPr>
+          <w:p>
+            <w:r>
+              <w:rPr>
+                <w:rFonts w:ascii="Arial" w:hAnsi="Arial"/>
+                <w:b w:val="0"/>
+                <w:i w:val="0"/>
+                <w:sz w:val="20"/>
+              </w:rPr>
+              <w:t>Meridian route study, one route, delivered within five working days</w:t>
+            </w:r>
+          </w:p>
+        </w:tc>
+        <w:tc>
+          <w:tcPr>
+            <w:tcW w:type="dxa" w:w="4819"/>
+          </w:tcPr>
+          <w:p>
+            <w:r>
+              <w:rPr>
+                <w:rFonts w:ascii="Arial" w:hAnsi="Arial"/>
+                <w:b w:val="0"/>
+                <w:i w:val="0"/>
+                <w:sz w:val="20"/>
+              </w:rPr>
+              <w:t>£2,500 a route, invoiced on delivery, no licence</w:t>
+            </w:r>
+          </w:p>
+        </w:tc>
+      </w:tr>
+      <w:tr>
+        <w:tc>
+          <w:tcPr>
+            <w:tcW w:type="dxa" w:w="4819"/>
+          </w:tcPr>
+          <w:p>
+            <w:r>
+              <w:rPr>
+                <w:rFonts w:ascii="Arial" w:hAnsi="Arial"/>
+                <w:b w:val="0"/>
+                <w:i w:val="0"/>
+                <w:sz w:val="20"/>
+              </w:rPr>
+              <w:t>Your own catchment loaded</w:t>
+            </w:r>
+          </w:p>
+        </w:tc>
+        <w:tc>
+          <w:tcPr>
+            <w:tcW w:type="dxa" w:w="4819"/>
+          </w:tcPr>
+          <w:p>
+            <w:r>
+              <w:rPr>
+                <w:rFonts w:ascii="Arial" w:hAnsi="Arial"/>
+                <w:b w:val="0"/>
+                <w:i w:val="0"/>
+                <w:sz w:val="20"/>
+              </w:rPr>
+              <w:t>£3,500, one-off, per airport</w:t>
+            </w:r>
+          </w:p>
+        </w:tc>
+      </w:tr>
+      <w:tr>
+        <w:tc>
+          <w:tcPr>
+            <w:tcW w:type="dxa" w:w="4819"/>
+          </w:tcPr>
+          <w:p>
+            <w:r>
+              <w:rPr>
+                <w:rFonts w:ascii="Arial" w:hAnsi="Arial"/>
+                <w:b w:val="0"/>
+                <w:i w:val="0"/>
+                <w:sz w:val="20"/>
+              </w:rPr>
+              <w:t>Your template mapped onto the outputs</w:t>
+            </w:r>
+          </w:p>
+        </w:tc>
+        <w:tc>
+          <w:tcPr>
+            <w:tcW w:type="dxa" w:w="4819"/>
+          </w:tcPr>
+          <w:p>
+            <w:r>
+              <w:rPr>
+                <w:rFonts w:ascii="Arial" w:hAnsi="Arial"/>
+                <w:b w:val="0"/>
+                <w:i w:val="0"/>
+                <w:sz w:val="20"/>
+              </w:rPr>
+              <w:t>£5,000, one-off</w:t>
+            </w:r>
+          </w:p>
+        </w:tc>
+      </w:tr>
+      <w:tr>
+        <w:tc>
+          <w:tcPr>
+            <w:tcW w:type="dxa" w:w="4819"/>
+          </w:tcPr>
+          <w:p>
+            <w:r>
+              <w:rPr>
+                <w:rFonts w:ascii="Arial" w:hAnsi="Arial"/>
+                <w:b w:val="0"/>
+                <w:i w:val="0"/>
+                <w:sz w:val="20"/>
+              </w:rPr>
+              <w:t>Cortex API</w:t>
+            </w:r>
+          </w:p>
+        </w:tc>
+        <w:tc>
+          <w:tcPr>
+            <w:tcW w:type="dxa" w:w="4819"/>
+          </w:tcPr>
+          <w:p>
+            <w:r>
+              <w:rPr>
+                <w:rFonts w:ascii="Arial" w:hAnsi="Arial"/>
+                <w:b w:val="0"/>
+                <w:i w:val="0"/>
+                <w:sz w:val="20"/>
+              </w:rPr>
+              <w:t>from £15,000 a year, on request</w:t>
+            </w:r>
+          </w:p>
+        </w:tc>
+      </w:tr>
+    </w:tbl>
+    <w:p>
+      <w:pPr>
+        <w:spacing w:after="120"/>
+      </w:pPr>
+      <w:r>
+        <w:rPr>
+          <w:rFonts w:ascii="Arial" w:hAnsi="Arial"/>
+          <w:b w:val="0"/>
+          <w:i w:val="0"/>
+          <w:sz w:val="20"/>
+        </w:rPr>
+        <w:t>Launch clients take any of these at half price in year one and three quarters in year two.</w:t>
+      </w:r>
+    </w:p>
+    <w:p>
+      <w:pPr>
+        <w:spacing w:before="160" w:after="40"/>
+      </w:pPr>
+      <w:r>
+        <w:rPr>
+          <w:rFonts w:ascii="Arial" w:hAnsi="Arial"/>
+          <w:b/>
+          <w:i w:val="0"/>
+          <w:sz w:val="20"/>
+        </w:rPr>
+        <w:t>Paying</w:t>
+      </w:r>
+    </w:p>
+    <w:p>
+      <w:pPr>
+        <w:spacing w:after="120"/>
+      </w:pPr>
+      <w:r>
+        <w:rPr>
+          <w:rFonts w:ascii="Arial" w:hAnsi="Arial"/>
+          <w:b w:val="0"/>
+          <w:i w:val="0"/>
+          <w:sz w:val="20"/>
+        </w:rPr>
+        <w:t>Annual in advance, invoiced on signature, payable within 14 days, exclusive of VAT, in sterling. Where an annual commitment is hard to sign off, the licence can be paid quarterly at £4,000, £6,000 or £8,000 a quarter by band. The licence stays annual either way.</w:t>
+      </w:r>
+    </w:p>
+    <w:p>
+      <w:pPr>
+        <w:spacing w:before="160" w:after="40"/>
+      </w:pPr>
+      <w:r>
+        <w:rPr>
+          <w:rFonts w:ascii="Arial" w:hAnsi="Arial"/>
+          <w:b/>
+          <w:i w:val="0"/>
+          <w:sz w:val="20"/>
+        </w:rPr>
+        <w:t>What is not included</w:t>
       </w:r>
     </w:p>
     <w:p>
@@ -542,301 +978,7 @@
           <w:i w:val="0"/>
           <w:sz w:val="20"/>
         </w:rPr>
-        <w:t>The full tool. Every licence is the whole product; the price steps with the size of the airport, never with features held back.</w:t>
-      </w:r>
-    </w:p>
-    <w:p>
-      <w:pPr>
-        <w:pStyle w:val="ListBullet"/>
-        <w:spacing w:after="40"/>
-      </w:pPr>
-      <w:r>
-        <w:rPr>
-          <w:rFonts w:ascii="Arial" w:hAnsi="Arial"/>
-          <w:b w:val="0"/>
-          <w:i w:val="0"/>
-          <w:sz w:val="20"/>
-        </w:rPr>
-        <w:t>Three named seats for your route development team.</w:t>
-      </w:r>
-    </w:p>
-    <w:p>
-      <w:pPr>
-        <w:pStyle w:val="ListBullet"/>
-        <w:spacing w:after="40"/>
-      </w:pPr>
-      <w:r>
-        <w:rPr>
-          <w:rFonts w:ascii="Arial" w:hAnsi="Arial"/>
-          <w:b w:val="0"/>
-          <w:i w:val="0"/>
-          <w:sz w:val="20"/>
-        </w:rPr>
-        <w:t>Forecasts, scenarios and exports without limit, within fair use.</w:t>
-      </w:r>
-    </w:p>
-    <w:p>
-      <w:pPr>
-        <w:pStyle w:val="ListBullet"/>
-        <w:spacing w:after="40"/>
-      </w:pPr>
-      <w:r>
-        <w:rPr>
-          <w:rFonts w:ascii="Arial" w:hAnsi="Arial"/>
-          <w:b w:val="0"/>
-          <w:i w:val="0"/>
-          <w:sz w:val="20"/>
-        </w:rPr>
-        <w:t>100 generated presentations a year across the three seats, each one the forecast you ran.</w:t>
-      </w:r>
-    </w:p>
-    <w:p>
-      <w:pPr>
-        <w:pStyle w:val="ListBullet"/>
-        <w:spacing w:after="40"/>
-      </w:pPr>
-      <w:r>
-        <w:rPr>
-          <w:rFonts w:ascii="Arial" w:hAnsi="Arial"/>
-          <w:b/>
-          <w:i w:val="0"/>
-          <w:sz w:val="20"/>
-        </w:rPr>
-        <w:t>SLOT C</w:t>
-      </w:r>
-      <w:r>
-        <w:rPr>
-          <w:rFonts w:ascii="Arial" w:hAnsi="Arial"/>
-          <w:b w:val="0"/>
-          <w:i w:val="0"/>
-          <w:sz w:val="20"/>
-        </w:rPr>
-        <w:t>: one review call each quarter with an Avia director, on your own routes.</w:t>
-      </w:r>
-    </w:p>
-    <w:p>
-      <w:pPr>
-        <w:pStyle w:val="ListBullet"/>
-        <w:spacing w:after="40"/>
-      </w:pPr>
-      <w:r>
-        <w:rPr>
-          <w:rFonts w:ascii="Arial" w:hAnsi="Arial"/>
-          <w:b w:val="0"/>
-          <w:i w:val="0"/>
-          <w:sz w:val="20"/>
-        </w:rPr>
-        <w:t>The known-issues list at the start, and told when it changes. You are a launch client, not a test subject.</w:t>
-      </w:r>
-    </w:p>
-    <w:p>
-      <w:pPr>
-        <w:pStyle w:val="ListBullet"/>
-        <w:spacing w:after="40"/>
-      </w:pPr>
-      <w:r>
-        <w:rPr>
-          <w:rFonts w:ascii="Arial" w:hAnsi="Arial"/>
-          <w:b w:val="0"/>
-          <w:i w:val="0"/>
-          <w:sz w:val="20"/>
-        </w:rPr>
-        <w:t>Any further module at half its price if you adopt it in year one, or three quarters in year two: the Observatory Global Forecast, the Design Day module, and the route study.</w:t>
-      </w:r>
-    </w:p>
-    <w:p>
-      <w:pPr>
-        <w:spacing w:before="160" w:after="40"/>
-      </w:pPr>
-      <w:r>
-        <w:rPr>
-          <w:rFonts w:ascii="Arial" w:hAnsi="Arial"/>
-          <w:b/>
-          <w:i w:val="0"/>
-          <w:sz w:val="20"/>
-        </w:rPr>
-        <w:t>What you give</w:t>
-      </w:r>
-    </w:p>
-    <w:p>
-      <w:pPr>
-        <w:pStyle w:val="ListBullet"/>
-        <w:spacing w:after="40"/>
-      </w:pPr>
-      <w:r>
-        <w:rPr>
-          <w:rFonts w:ascii="Arial" w:hAnsi="Arial"/>
-          <w:b w:val="0"/>
-          <w:i w:val="0"/>
-          <w:sz w:val="20"/>
-        </w:rPr>
-        <w:t>You accept that Meridian is newly launched, and work with us on the items on the known-issues list rather than treating them as failures.</w:t>
-      </w:r>
-    </w:p>
-    <w:p>
-      <w:pPr>
-        <w:pStyle w:val="ListBullet"/>
-        <w:spacing w:after="40"/>
-      </w:pPr>
-      <w:r>
-        <w:rPr>
-          <w:rFonts w:ascii="Arial" w:hAnsi="Arial"/>
-          <w:b w:val="0"/>
-          <w:i w:val="0"/>
-          <w:sz w:val="20"/>
-        </w:rPr>
-        <w:t>You give us structured feedback once a quarter through year one.</w:t>
-      </w:r>
-    </w:p>
-    <w:p>
-      <w:pPr>
-        <w:pStyle w:val="ListBullet"/>
-        <w:spacing w:after="40"/>
-      </w:pPr>
-      <w:r>
-        <w:rPr>
-          <w:rFonts w:ascii="Arial" w:hAnsi="Arial"/>
-          <w:b w:val="0"/>
-          <w:i w:val="0"/>
-          <w:sz w:val="20"/>
-        </w:rPr>
-        <w:t>You act as a reference, and let us use your name and brand in our marketing.</w:t>
-      </w:r>
-    </w:p>
-    <w:p>
-      <w:pPr>
-        <w:pStyle w:val="ListBullet"/>
-        <w:spacing w:after="40"/>
-      </w:pPr>
-      <w:r>
-        <w:rPr>
-          <w:rFonts w:ascii="Arial" w:hAnsi="Arial"/>
-          <w:b w:val="0"/>
-          <w:i w:val="0"/>
-          <w:sz w:val="20"/>
-        </w:rPr>
-        <w:t>You sign by 30 November 2026.</w:t>
-      </w:r>
-    </w:p>
-    <w:p>
-      <w:pPr>
-        <w:spacing w:before="160" w:after="40"/>
-      </w:pPr>
-      <w:r>
-        <w:rPr>
-          <w:rFonts w:ascii="Arial" w:hAnsi="Arial"/>
-          <w:b/>
-          <w:i w:val="0"/>
-          <w:sz w:val="20"/>
-        </w:rPr>
-        <w:t>Term, renewal and what happens if we stop</w:t>
-      </w:r>
-    </w:p>
-    <w:p>
-      <w:pPr>
-        <w:spacing w:after="120"/>
-      </w:pPr>
-      <w:r>
-        <w:rPr>
-          <w:rFonts w:ascii="Arial" w:hAnsi="Arial"/>
-          <w:b w:val="0"/>
-          <w:i w:val="0"/>
-          <w:sz w:val="20"/>
-        </w:rPr>
-        <w:t>Twelve months from first access, renewing each year. You cancel by telling us a month before a renewal date; we write to you three months and two months before, so the date never arrives unannounced. If your procurement rules do not allow an agreement that renews itself, say so in the schedule and we renew on your written acceptance instead, at the same price.</w:t>
-      </w:r>
-    </w:p>
-    <w:p>
-      <w:pPr>
-        <w:spacing w:after="120"/>
-      </w:pPr>
-      <w:r>
-        <w:rPr>
-          <w:rFonts w:ascii="Arial" w:hAnsi="Arial"/>
-          <w:b w:val="0"/>
-          <w:i w:val="0"/>
-          <w:sz w:val="20"/>
-        </w:rPr>
-        <w:t xml:space="preserve">If we end or suspend the service, including because we lose access to data Meridian depends on, we give you </w:t>
-      </w:r>
-      <w:r>
-        <w:rPr>
-          <w:rFonts w:ascii="Arial" w:hAnsi="Arial"/>
-          <w:b/>
-          <w:i w:val="0"/>
-          <w:sz w:val="20"/>
-        </w:rPr>
-        <w:t>SLOT D</w:t>
-      </w:r>
-      <w:r>
-        <w:rPr>
-          <w:rFonts w:ascii="Arial" w:hAnsi="Arial"/>
-          <w:b w:val="0"/>
-          <w:i w:val="0"/>
-          <w:sz w:val="20"/>
-        </w:rPr>
-        <w:t xml:space="preserve"> (notice period; our draft is three months) months' notice where we can, refund the unused part of the year to the day within 30 days, and you keep every output we have already delivered.</w:t>
-      </w:r>
-    </w:p>
-    <w:p>
-      <w:pPr>
-        <w:spacing w:after="120"/>
-      </w:pPr>
-      <w:r>
-        <w:rPr>
-          <w:rFonts w:ascii="Arial" w:hAnsi="Arial"/>
-          <w:b w:val="0"/>
-          <w:i w:val="0"/>
-          <w:sz w:val="20"/>
-        </w:rPr>
-        <w:t>New modules come to you as priced options you may take or leave. Where we build a function into the core product, we may raise the core price at the next renewal by more than the annual review, and we tell you in the renewal notice, with your right not to renew unaffected.</w:t>
-      </w:r>
-    </w:p>
-    <w:p>
-      <w:pPr>
-        <w:spacing w:before="160" w:after="40"/>
-      </w:pPr>
-      <w:r>
-        <w:rPr>
-          <w:rFonts w:ascii="Arial" w:hAnsi="Arial"/>
-          <w:b/>
-          <w:i w:val="0"/>
-          <w:sz w:val="20"/>
-        </w:rPr>
-        <w:t>What is excluded</w:t>
-      </w:r>
-    </w:p>
-    <w:p>
-      <w:pPr>
-        <w:pStyle w:val="ListBullet"/>
-        <w:spacing w:after="40"/>
-      </w:pPr>
-      <w:r>
-        <w:rPr>
-          <w:rFonts w:ascii="Arial" w:hAnsi="Arial"/>
-          <w:b w:val="0"/>
-          <w:i w:val="0"/>
-          <w:sz w:val="20"/>
-        </w:rPr>
-        <w:t xml:space="preserve">Presentations beyond the 100 included, charged for each document at </w:t>
-      </w:r>
-      <w:r>
-        <w:rPr>
-          <w:rFonts w:ascii="Arial" w:hAnsi="Arial"/>
-          <w:b/>
-          <w:i w:val="0"/>
-          <w:sz w:val="20"/>
-        </w:rPr>
-        <w:t>SLOT E</w:t>
-      </w:r>
-      <w:r>
-        <w:rPr>
-          <w:rFonts w:ascii="Arial" w:hAnsi="Arial"/>
-          <w:b w:val="0"/>
-          <w:i w:val="0"/>
-          <w:sz w:val="20"/>
-        </w:rPr>
-        <w:t xml:space="preserve"> (the overage rate).</w:t>
+        <w:t>The hand-built Avia study, with an analyst's research in your own format. That is Avia consultancy work and it is priced separately.</w:t>
       </w:r>
     </w:p>
     <w:p>
@@ -881,7 +1023,7 @@
           <w:i w:val="0"/>
           <w:sz w:val="20"/>
         </w:rPr>
-        <w:t>Data. You receive outputs, and you use them inside your organisation and with your own advisers. You do not redistribute or resell them.</w:t>
+        <w:t>Data. You receive outputs and use them inside your organisation and with your own advisers, recognising Meridian as the source. You do not redistribute or resell them.</w:t>
       </w:r>
     </w:p>
     <w:p>
@@ -895,30 +1037,7 @@
           <w:i w:val="0"/>
           <w:sz w:val="20"/>
         </w:rPr>
-        <w:t>How it starts</w:t>
-      </w:r>
-    </w:p>
-    <w:p>
-      <w:pPr>
-        <w:spacing w:after="120"/>
-      </w:pPr>
-      <w:r>
-        <w:rPr>
-          <w:rFonts w:ascii="Arial" w:hAnsi="Arial"/>
-          <w:b/>
-          <w:i w:val="0"/>
-          <w:sz w:val="20"/>
-        </w:rPr>
-        <w:t>SLOT F</w:t>
-      </w:r>
-      <w:r>
-        <w:rPr>
-          <w:rFonts w:ascii="Arial" w:hAnsi="Arial"/>
-          <w:b w:val="0"/>
-          <w:i w:val="0"/>
-          <w:sz w:val="20"/>
-        </w:rPr>
-        <w:t>: payment terms. Our draft is annual in advance, invoiced on signature and payable within 14 days, with a discount for payment within 14 days. Prices exclude VAT and are in sterling.</w:t>
+        <w:t>The agreement, and how it starts</w:t>
       </w:r>
     </w:p>
     <w:p>
@@ -932,7 +1051,35 @@
           <w:i w:val="0"/>
           <w:sz w:val="20"/>
         </w:rPr>
-        <w:t xml:space="preserve">Onboarding is a 45-minute call in which we run your first three routes together, and you keep the outputs. </w:t>
+        <w:t>Standard Terms signed once, and an Order Form for your licence carrying your band, your airports, your prices and your dates. Annual and automatic renewal, cancelled on 90 days' notice. If your procurement rules do not allow an agreement that renews itself, say so and we renew on your written acceptance at the same price.</w:t>
+      </w:r>
+    </w:p>
+    <w:p>
+      <w:pPr>
+        <w:spacing w:after="120"/>
+      </w:pPr>
+      <w:r>
+        <w:rPr>
+          <w:rFonts w:ascii="Arial" w:hAnsi="Arial"/>
+          <w:b w:val="0"/>
+          <w:i w:val="0"/>
+          <w:sz w:val="20"/>
+        </w:rPr>
+        <w:t>Onboarding is a 45-minute call in which we run your first three routes together, and you keep the outputs.</w:t>
+      </w:r>
+    </w:p>
+    <w:p>
+      <w:pPr>
+        <w:spacing w:after="120"/>
+      </w:pPr>
+      <w:r>
+        <w:rPr>
+          <w:rFonts w:ascii="Arial" w:hAnsi="Arial"/>
+          <w:b w:val="0"/>
+          <w:i w:val="0"/>
+          <w:sz w:val="20"/>
+        </w:rPr>
+        <w:t xml:space="preserve">The Aviation Observatory Limited, company number 17411365, 86-90 Paul Street, London EC2A 4NE. </w:t>
       </w:r>
       <w:r>
         <w:rPr>
@@ -941,7 +1088,7 @@
           <w:i w:val="0"/>
           <w:sz w:val="20"/>
         </w:rPr>
-        <w:t>SLOT G</w:t>
+        <w:t>SLOT 4</w:t>
       </w:r>
       <w:r>
         <w:rPr>
@@ -950,7 +1097,7 @@
           <w:i w:val="0"/>
           <w:sz w:val="20"/>
         </w:rPr>
-        <w:t>: the contracting entity, the support address and the response time.</w:t>
+        <w:t>: the support address and the response time.</w:t>
       </w:r>
     </w:p>
     <w:sectPr>
